--- a/4_Regulatory_Compliance/MT-NIS2-IRP-001_v1.3_nis2-incident-reporting-workflow.docx
+++ b/4_Regulatory_Compliance/MT-NIS2-IRP-001_v1.3_nis2-incident-reporting-workflow.docx
@@ -134,7 +134,7 @@
               <w:rPr>
                 <w:rFonts w:ascii="Aptos" w:hAnsi="Aptos"/>
               </w:rPr>
-              <w:t>1.2</w:t>
+              <w:t>1.3</w:t>
             </w:r>
           </w:p>
         </w:tc>
@@ -583,6 +583,87 @@
               <w:rPr>
                 <w:rFonts w:ascii="Aptos" w:hAnsi="Aptos"/>
               </w:rPr>
+              <w:t>1.1</w:t>
+            </w:r>
+          </w:p>
+        </w:tc>
+        <w:tc>
+          <w:tcPr>
+            <w:tcW w:w="1843" w:type="dxa"/>
+            <w:vAlign w:val="center"/>
+          </w:tcPr>
+          <w:p>
+            <w:pPr>
+              <w:rPr>
+                <w:rFonts w:ascii="Aptos" w:hAnsi="Aptos"/>
+              </w:rPr>
+            </w:pPr>
+            <w:r>
+              <w:rPr>
+                <w:rFonts w:ascii="Aptos" w:hAnsi="Aptos"/>
+              </w:rPr>
+              <w:t>[Date]</w:t>
+            </w:r>
+          </w:p>
+        </w:tc>
+        <w:tc>
+          <w:tcPr>
+            <w:tcW w:w="1843" w:type="dxa"/>
+            <w:vAlign w:val="center"/>
+          </w:tcPr>
+          <w:p>
+            <w:pPr>
+              <w:rPr>
+                <w:rFonts w:ascii="Aptos" w:hAnsi="Aptos"/>
+              </w:rPr>
+            </w:pPr>
+            <w:r>
+              <w:rPr>
+                <w:rFonts w:ascii="Aptos" w:hAnsi="Aptos"/>
+              </w:rPr>
+              <w:t>Austin Bond</w:t>
+            </w:r>
+          </w:p>
+        </w:tc>
+        <w:tc>
+          <w:tcPr>
+            <w:tcW w:w="4422" w:type="dxa"/>
+            <w:vAlign w:val="center"/>
+          </w:tcPr>
+          <w:p>
+            <w:pPr>
+              <w:rPr>
+                <w:rFonts w:ascii="Aptos" w:hAnsi="Aptos"/>
+              </w:rPr>
+            </w:pPr>
+            <w:r>
+              <w:rPr>
+                <w:rFonts w:ascii="Aptos" w:hAnsi="Aptos"/>
+              </w:rPr>
+              <w:t>Currency update: reporting obligations restated as Sec. 32 BSIG, executive accountability as Sec. 38 BSIG, and entity classification as wichtige Einrichtung under Sec. 28(2) BSIG.</w:t>
+            </w:r>
+          </w:p>
+        </w:tc>
+      </w:tr>
+      <w:tr>
+        <w:trPr>
+          <w:trHeight w:val="432"/>
+        </w:trPr>
+        <w:tc>
+          <w:tcPr>
+            <w:tcW w:w="1253" w:type="dxa"/>
+            <w:vAlign w:val="center"/>
+          </w:tcPr>
+          <w:p>
+            <w:pPr>
+              <w:rPr>
+                <w:rFonts w:ascii="Aptos" w:hAnsi="Aptos"/>
+              </w:rPr>
+            </w:pPr>
+            <w:r>
+              <w:rPr>
+                <w:rFonts w:ascii="Aptos" w:hAnsi="Aptos"/>
+              </w:rPr>
               <w:t>1.2</w:t>
             </w:r>
           </w:p>
@@ -664,7 +745,7 @@
               <w:rPr>
                 <w:rFonts w:ascii="Aptos" w:hAnsi="Aptos"/>
               </w:rPr>
-              <w:t>1.1</w:t>
+              <w:t>1.3</w:t>
             </w:r>
           </w:p>
         </w:tc>
@@ -721,7 +802,7 @@
               <w:rPr>
                 <w:rFonts w:ascii="Aptos" w:hAnsi="Aptos"/>
               </w:rPr>
-              <w:t>Currency update: reporting obligations restated as Sec. 32 BSIG, executive accountability as Sec. 38 BSIG, and entity classification as wichtige Einrichtung under Sec. 28(2) BSIG.</w:t>
+              <w:t>Entity classification corrected: the withdrawn Einrichtungsart "IKT-Dienstleistungsmanagement (B2B)" replaced by Anlage 1 Nr. 6.1.4 (Anbieter von Cloud-Computing-Diensten) in the purpose statement. No reporting threshold, timeline or escalation path changed.</w:t>
             </w:r>
           </w:p>
         </w:tc>
@@ -987,7 +1068,7 @@
           <w:sz w:val="22"/>
           <w:szCs w:val="22"/>
         </w:rPr>
-        <w:t>This document defines the standard operating procedure (SOP) and mandatory reporting workflow for MunichTech GmbH in the event of a significant cyber security incident. As a wichtige Einrichtung (BSIG § 28(2), Anlage 1) providing digital infrastructure services to the financial sector, MunichTech GmbH is legally obligated under § 32 BSIG to adhere to strict 24-hour, 72-hour, and 1-month reporting deadlines to the Federal Office for Information Security (</w:t>
+        <w:t>This document defines the standard operating procedure (SOP) and mandatory reporting workflow for MunichTech GmbH in the event of a significant cyber security incident. As a wichtige Einrichtung (BSIG § 28(2), Anlage 1 Nr. 6.1.4) supplying cloud-computing services to the financial sector, MunichTech GmbH is legally obligated under § 32 BSIG to adhere to strict 24-hour, 72-hour, and 1-month reporting deadlines to the Federal Office for Information Security (</w:t>
       </w:r>
       <w:proofErr w:type="spellStart"/>
       <w:r>

--- a/4_Regulatory_Compliance/MT-NIS2-IRP-001_v1.3_nis2-incident-reporting-workflow.docx
+++ b/4_Regulatory_Compliance/MT-NIS2-IRP-001_v1.3_nis2-incident-reporting-workflow.docx
@@ -177,7 +177,7 @@
               <w:rPr>
                 <w:rFonts w:ascii="Aptos" w:hAnsi="Aptos"/>
               </w:rPr>
-              <w:t>[Date]</w:t>
+              <w:t>21 October 2026</w:t>
             </w:r>
           </w:p>
         </w:tc>
@@ -263,7 +263,7 @@
               <w:rPr>
                 <w:rFonts w:ascii="Aptos" w:hAnsi="Aptos"/>
               </w:rPr>
-              <w:t>[Senior GRC Partner Name], CISM, ISO LA</w:t>
+              <w:t>Dr. Andreas Kellermann, CISM, ISO LA</w:t>
             </w:r>
           </w:p>
         </w:tc>
@@ -521,7 +521,7 @@
               <w:rPr>
                 <w:rFonts w:ascii="Aptos" w:hAnsi="Aptos"/>
               </w:rPr>
-              <w:t>[Date]</w:t>
+              <w:t>5 November 2025</w:t>
             </w:r>
           </w:p>
         </w:tc>
@@ -602,7 +602,7 @@
               <w:rPr>
                 <w:rFonts w:ascii="Aptos" w:hAnsi="Aptos"/>
               </w:rPr>
-              <w:t>[Date]</w:t>
+              <w:t>14 January 2026</w:t>
             </w:r>
           </w:p>
         </w:tc>
@@ -683,7 +683,7 @@
               <w:rPr>
                 <w:rFonts w:ascii="Aptos" w:hAnsi="Aptos"/>
               </w:rPr>
-              <w:t>[Date]</w:t>
+              <w:t>3 March 2026</w:t>
             </w:r>
           </w:p>
         </w:tc>
@@ -764,7 +764,7 @@
               <w:rPr>
                 <w:rFonts w:ascii="Aptos" w:hAnsi="Aptos"/>
               </w:rPr>
-              <w:t>[Date]</w:t>
+              <w:t>21 October 2026</w:t>
             </w:r>
           </w:p>
         </w:tc>
@@ -1286,6 +1286,182 @@
           <w:szCs w:val="22"/>
         </w:rPr>
         <w:t>If an event is assessed as a Significant Incident by the IT Security Lead, the CEO and Legal Counsel must be notified within 15 minutes, and the following 24-72-30 timeline is immediately activated.</w:t>
+      </w:r>
+    </w:p>
+    <w:p>
+      <w:pPr>
+        <w:pStyle w:val="Heading5"/>
+        <w:rPr>
+          <w:rFonts w:ascii="Aptos" w:hAnsi="Aptos"/>
+          <w:color w:val="1F4E79" w:themeColor="accent1" w:themeShade="80"/>
+        </w:rPr>
+      </w:pPr>
+      <w:r>
+        <w:rPr>
+          <w:rFonts w:ascii="Aptos" w:hAnsi="Aptos"/>
+          <w:color w:val="1F4E79" w:themeColor="accent1" w:themeShade="80"/>
+        </w:rPr>
+        <w:t>2.1 Near Misses: Internal Triage Only</w:t>
+      </w:r>
+    </w:p>
+    <w:p>
+      <w:pPr>
+        <w:pStyle w:val="Heading2"/>
+        <w:rPr>
+          <w:rFonts w:ascii="Aptos" w:eastAsiaTheme="minorHAnsi" w:hAnsi="Aptos" w:cstheme="minorBidi"/>
+          <w:color w:val="auto"/>
+          <w:sz w:val="22"/>
+          <w:szCs w:val="22"/>
+        </w:rPr>
+      </w:pPr>
+      <w:r>
+        <w:rPr>
+          <w:rFonts w:ascii="Aptos" w:eastAsiaTheme="minorHAnsi" w:hAnsi="Aptos" w:cstheme="minorBidi"/>
+          <w:color w:val="auto"/>
+          <w:sz w:val="22"/>
+          <w:szCs w:val="22"/>
+        </w:rPr>
+        <w:t>Not every security event is an incident, and not every incident is notifiable. The BSIG defines a near miss (Beinahevorfall, § 2 Nr. 1 BSIG) as an event that could have compromised the availability, integrity or confidentiality of information but did not, and distinguishes it from an erheblicher Sicherheitsvorfall, meaning a significant incident within the meaning of § 32 BSIG. The distinction decides what is owed to whom: § 32 BSIG obliges MunichTech GmbH to notify the BSI only of significant incidents, so a near miss triggers no notification duty, no 24-hour clock and no report to any authority.</w:t>
+      </w:r>
+    </w:p>
+    <w:p>
+      <w:pPr>
+        <w:pStyle w:val="Heading2"/>
+        <w:rPr>
+          <w:rFonts w:ascii="Aptos" w:eastAsiaTheme="minorHAnsi" w:hAnsi="Aptos" w:cstheme="minorBidi"/>
+          <w:color w:val="auto"/>
+          <w:sz w:val="22"/>
+          <w:szCs w:val="22"/>
+        </w:rPr>
+      </w:pPr>
+      <w:r>
+        <w:rPr>
+          <w:rFonts w:ascii="Aptos" w:eastAsiaTheme="minorHAnsi" w:hAnsi="Aptos" w:cstheme="minorBidi"/>
+          <w:color w:val="auto"/>
+          <w:sz w:val="22"/>
+          <w:szCs w:val="22"/>
+        </w:rPr>
+        <w:t>Near misses are nevertheless recorded and triaged, because a narrowly avoided outage is the cheapest evidence an ISMS gets, and discarding it for want of a reporting duty would be a self-inflicted blind spot. The branch below is internal only.</w:t>
+      </w:r>
+    </w:p>
+    <w:p>
+      <w:pPr>
+        <w:pStyle w:val="Heading2"/>
+        <w:rPr>
+          <w:rFonts w:ascii="Aptos" w:eastAsiaTheme="minorHAnsi" w:hAnsi="Aptos" w:cstheme="minorBidi"/>
+          <w:color w:val="auto"/>
+          <w:sz w:val="22"/>
+          <w:szCs w:val="22"/>
+        </w:rPr>
+      </w:pPr>
+      <w:r>
+        <w:rPr>
+          <w:rFonts w:ascii="Aptos" w:eastAsiaTheme="minorHAnsi" w:hAnsi="Aptos" w:cstheme="minorBidi"/>
+          <w:color w:val="auto"/>
+          <w:sz w:val="22"/>
+          <w:szCs w:val="22"/>
+        </w:rPr>
+        <w:t>Step 1, log. Any employee, and any automated control that fires and then clears, raises the event in Jira Service Management as a near miss against the affected asset in the Information Asset Register (MT-ISMS-IAR-001). The reporting channel is the one already used for incidents, so nobody has to decide first whether an event qualifies.</w:t>
+      </w:r>
+    </w:p>
+    <w:p>
+      <w:pPr>
+        <w:pStyle w:val="Heading2"/>
+        <w:rPr>
+          <w:rFonts w:ascii="Aptos" w:eastAsiaTheme="minorHAnsi" w:hAnsi="Aptos" w:cstheme="minorBidi"/>
+          <w:color w:val="auto"/>
+          <w:sz w:val="22"/>
+          <w:szCs w:val="22"/>
+        </w:rPr>
+      </w:pPr>
+      <w:r>
+        <w:rPr>
+          <w:rFonts w:ascii="Aptos" w:eastAsiaTheme="minorHAnsi" w:hAnsi="Aptos" w:cstheme="minorBidi"/>
+          <w:color w:val="auto"/>
+          <w:sz w:val="22"/>
+          <w:szCs w:val="22"/>
+        </w:rPr>
+        <w:t>Step 2, triage. The IT Security Lead triages the entry within two business days against the two significance thresholds in Section 2 and records the outcome. Triage is internal; no external party is involved at this stage.</w:t>
+      </w:r>
+    </w:p>
+    <w:p>
+      <w:pPr>
+        <w:pStyle w:val="Heading2"/>
+        <w:rPr>
+          <w:rFonts w:ascii="Aptos" w:eastAsiaTheme="minorHAnsi" w:hAnsi="Aptos" w:cstheme="minorBidi"/>
+          <w:color w:val="auto"/>
+          <w:sz w:val="22"/>
+          <w:szCs w:val="22"/>
+        </w:rPr>
+      </w:pPr>
+      <w:r>
+        <w:rPr>
+          <w:rFonts w:ascii="Aptos" w:eastAsiaTheme="minorHAnsi" w:hAnsi="Aptos" w:cstheme="minorBidi"/>
+          <w:color w:val="auto"/>
+          <w:sz w:val="22"/>
+          <w:szCs w:val="22"/>
+        </w:rPr>
+        <w:t>Step 3, reclassify where a threshold is met. If triage shows that the event did, or could have, met a significance threshold, it is reclassified as a Significant Incident and the workflow in Section 3 applies in full. The 24-hour early warning is then due within 24 hours of the reclassification rather than of the original detection, because Awareness within the meaning of Section 2 is the point at which the response team has reasonable certainty that a Significant Incident has occurred. The 15-minute notification of the CEO and Legal Counsel described in Section 2 runs from that same point.</w:t>
+      </w:r>
+    </w:p>
+    <w:p>
+      <w:pPr>
+        <w:pStyle w:val="Heading2"/>
+        <w:rPr>
+          <w:rFonts w:ascii="Aptos" w:eastAsiaTheme="minorHAnsi" w:hAnsi="Aptos" w:cstheme="minorBidi"/>
+          <w:color w:val="auto"/>
+          <w:sz w:val="22"/>
+          <w:szCs w:val="22"/>
+        </w:rPr>
+      </w:pPr>
+      <w:r>
+        <w:rPr>
+          <w:rFonts w:ascii="Aptos" w:eastAsiaTheme="minorHAnsi" w:hAnsi="Aptos" w:cstheme="minorBidi"/>
+          <w:color w:val="auto"/>
+          <w:sz w:val="22"/>
+          <w:szCs w:val="22"/>
+        </w:rPr>
+        <w:t>Step 4, learn. A near miss that was not reclassified is closed with a written root-cause note, and a Post-Incident Review under Annex A 5.27 is held where the same failure could plausibly recur. Corrective actions are tracked in Jira with an owner and a due date, and any change to a control is closed through MT-ISMS-CAP-001.</w:t>
+      </w:r>
+    </w:p>
+    <w:p>
+      <w:pPr>
+        <w:pStyle w:val="Heading2"/>
+        <w:rPr>
+          <w:rFonts w:ascii="Aptos" w:eastAsiaTheme="minorHAnsi" w:hAnsi="Aptos" w:cstheme="minorBidi"/>
+          <w:color w:val="auto"/>
+          <w:sz w:val="22"/>
+          <w:szCs w:val="22"/>
+        </w:rPr>
+      </w:pPr>
+      <w:r>
+        <w:rPr>
+          <w:rFonts w:ascii="Aptos" w:eastAsiaTheme="minorHAnsi" w:hAnsi="Aptos" w:cstheme="minorBidi"/>
+          <w:color w:val="auto"/>
+          <w:sz w:val="22"/>
+          <w:szCs w:val="22"/>
+        </w:rPr>
+        <w:t>Step 5, feed back. The near-miss register is summarised monthly to the interim CISO and reported as a standing input to the Management Review (MT-ISMS-MRA-001). A severe near miss is a risk assessment trigger under Section 2 of the Risk Assessment Methodology (MT-ISMS-RAM-001).</w:t>
+      </w:r>
+    </w:p>
+    <w:p>
+      <w:pPr>
+        <w:pStyle w:val="Heading2"/>
+        <w:rPr>
+          <w:rFonts w:ascii="Aptos" w:eastAsiaTheme="minorHAnsi" w:hAnsi="Aptos" w:cstheme="minorBidi"/>
+          <w:color w:val="auto"/>
+          <w:sz w:val="22"/>
+          <w:szCs w:val="22"/>
+        </w:rPr>
+      </w:pPr>
+      <w:r>
+        <w:rPr>
+          <w:rFonts w:ascii="Aptos" w:eastAsiaTheme="minorHAnsi" w:hAnsi="Aptos" w:cstheme="minorBidi"/>
+          <w:color w:val="auto"/>
+          <w:sz w:val="22"/>
+          <w:szCs w:val="22"/>
+        </w:rPr>
+        <w:t>Voluntary reports. Section 32 BSIG imposes no duty to report a near miss, but § 5 BSIG permits voluntary reports to the BSI. MunichTech GmbH does not report near misses as a matter of routine. Where the IT Security Lead and Legal Counsel decide that a voluntary report is warranted, for example because the near miss reveals a sector-wide attack pattern, the decision and its rationale are recorded in the near-miss entry. A voluntary report is never a substitute for a mandatory notification where one is due, and a near miss under this subsection is not an incident for the purposes of Section 3.</w:t>
       </w:r>
     </w:p>
     <w:p>
@@ -2804,7 +2980,7 @@
                     <w:rPr>
                       <w:rFonts w:ascii="Aptos" w:hAnsi="Aptos"/>
                     </w:rPr>
-                    <w:t>[Date]</w:t>
+                    <w:t>20 October 2026</w:t>
                   </w:r>
                 </w:p>
               </w:tc>
@@ -2931,7 +3107,7 @@
                     <w:rPr>
                       <w:rFonts w:ascii="Aptos" w:hAnsi="Aptos"/>
                     </w:rPr>
-                    <w:t>[Senior GRC Partner Name]</w:t>
+                    <w:t>Dr. Andreas Kellermann</w:t>
                   </w:r>
                 </w:p>
               </w:tc>
@@ -3021,7 +3197,7 @@
                     <w:rPr>
                       <w:rFonts w:ascii="Aptos" w:hAnsi="Aptos"/>
                     </w:rPr>
-                    <w:t>[Date]</w:t>
+                    <w:t>20 October 2026</w:t>
                   </w:r>
                 </w:p>
               </w:tc>
@@ -3145,7 +3321,7 @@
                     <w:rPr>
                       <w:rFonts w:ascii="Aptos" w:hAnsi="Aptos"/>
                     </w:rPr>
-                    <w:t>[CEO / Managing Director Name]</w:t>
+                    <w:t>Dr. Katharina Vogt</w:t>
                   </w:r>
                 </w:p>
               </w:tc>
@@ -3237,7 +3413,7 @@
                     <w:rPr>
                       <w:rFonts w:ascii="Aptos" w:hAnsi="Aptos"/>
                     </w:rPr>
-                    <w:t>[Date]</w:t>
+                    <w:t>21 October 2026</w:t>
                   </w:r>
                 </w:p>
               </w:tc>
